--- a/submissions/FA2_Capstone_Proposal.docx
+++ b/submissions/FA2_Capstone_Proposal.docx
@@ -42,7 +42,7 @@
           <w:sz w:val="22"/>
           <w:szCs w:val="22"/>
         </w:rPr>
-        <w:t xml:space="preserve">Group members: Lian Cataytay, [Name 2], [Name 3]</w:t>
+        <w:t xml:space="preserve">Lian Cataytay</w:t>
       </w:r>
     </w:p>
     <w:p>
@@ -68,7 +68,7 @@
           <w:sz w:val="22"/>
           <w:szCs w:val="22"/>
         </w:rPr>
-        <w:t xml:space="preserve">Submitted: Week 10, October 2026</w:t>
+        <w:t xml:space="preserve">Submitted: Week 10, November 2026</w:t>
       </w:r>
     </w:p>
     <w:p>
